--- a/public/thong_bao_ngung_phu_hieu_vinh_phuc_template.docx
+++ b/public/thong_bao_ngung_phu_hieu_vinh_phuc_template.docx
@@ -45,30 +45,11 @@
             </w:pPr>
             <w:r>
               <w:rPr>
-                <w:b/>
-                <w:sz w:val="25"/>
-                <w:szCs w:val="25"/>
-                <w:lang w:val="nl-NL"/>
-              </w:rPr>
-              <w:t>C</w:t>
-            </w:r>
-            <w:r>
-              <w:rPr>
-                <w:b/>
-                <w:sz w:val="25"/>
-                <w:szCs w:val="25"/>
-                <w:lang w:val="nl-NL"/>
-              </w:rPr>
-              <w:t xml:space="preserve">ÔNG TY </w:t>
-            </w:r>
-            <w:r>
-              <w:rPr>
-                <w:b/>
-                <w:sz w:val="25"/>
-                <w:szCs w:val="25"/>
-                <w:lang w:val="nl-NL"/>
-              </w:rPr>
-              <w:t>CPVT HOÀNG MINH DŨNG</w:t>
+                <w:rFonts w:ascii="Times New Roman" w:hAnsi="Times New Roman" w:cs="Times New Roman"/>
+                <w:sz w:val="26"/>
+                <w:szCs w:val="26"/>
+              </w:rPr>
+              <w:t>{ten_don_vi_upper}</w:t>
             </w:r>
           </w:p>
           <w:p>
@@ -93,7 +74,7 @@
                 <w:szCs w:val="25"/>
                 <w:lang w:val="nl-NL"/>
               </w:rPr>
-              <w:t>CHI NHÁNH VĨNH PHÚC</w:t>
+              <w:t/>
             </w:r>
           </w:p>
         </w:tc>
@@ -850,26 +831,11 @@
             </w:pPr>
             <w:r>
               <w:rPr>
-                <w:sz w:val="2"/>
-                <w:szCs w:val="2"/>
-              </w:rPr>
-              <w:t>{#danh_sach_</w:t>
-            </w:r>
-            <w:proofErr w:type="gramStart"/>
-            <w:r>
-              <w:rPr>
-                <w:sz w:val="2"/>
-                <w:szCs w:val="2"/>
-              </w:rPr>
-              <w:t>xe}{</w:t>
-            </w:r>
-            <w:proofErr w:type="gramEnd"/>
-            <w:r>
-              <w:rPr>
-                <w:sz w:val="26"/>
-                <w:szCs w:val="26"/>
-              </w:rPr>
-              <w:t>stt}</w:t>
+                <w:rFonts w:ascii="Times New Roman" w:hAnsi="Times New Roman" w:cs="Times New Roman"/>
+                <w:sz w:val="26"/>
+                <w:szCs w:val="26"/>
+              </w:rPr>
+              <w:t>{#danh_sach_xe}{stt}</w:t>
             </w:r>
           </w:p>
         </w:tc>
@@ -892,6 +858,7 @@
             </w:pPr>
             <w:r>
               <w:rPr>
+                <w:rFonts w:ascii="Times New Roman" w:hAnsi="Times New Roman" w:cs="Times New Roman"/>
                 <w:sz w:val="26"/>
                 <w:szCs w:val="26"/>
               </w:rPr>
@@ -922,6 +889,7 @@
             </w:pPr>
             <w:r>
               <w:rPr>
+                <w:rFonts w:ascii="Times New Roman" w:hAnsi="Times New Roman" w:cs="Times New Roman"/>
                 <w:sz w:val="26"/>
                 <w:szCs w:val="26"/>
               </w:rPr>
@@ -952,6 +920,7 @@
             </w:pPr>
             <w:r>
               <w:rPr>
+                <w:rFonts w:ascii="Times New Roman" w:hAnsi="Times New Roman" w:cs="Times New Roman"/>
                 <w:sz w:val="26"/>
                 <w:szCs w:val="26"/>
               </w:rPr>
@@ -982,6 +951,7 @@
             </w:pPr>
             <w:r>
               <w:rPr>
+                <w:rFonts w:ascii="Times New Roman" w:hAnsi="Times New Roman" w:cs="Times New Roman"/>
                 <w:sz w:val="26"/>
                 <w:szCs w:val="26"/>
               </w:rPr>
@@ -1012,33 +982,11 @@
             </w:pPr>
             <w:r>
               <w:rPr>
-                <w:sz w:val="26"/>
-                <w:szCs w:val="26"/>
-              </w:rPr>
-              <w:t>{ly_</w:t>
-            </w:r>
-            <w:proofErr w:type="gramStart"/>
-            <w:r>
-              <w:rPr>
-                <w:sz w:val="26"/>
-                <w:szCs w:val="26"/>
-              </w:rPr>
-              <w:t>do</w:t>
-            </w:r>
-            <w:r>
-              <w:rPr>
-                <w:sz w:val="2"/>
-                <w:szCs w:val="2"/>
-              </w:rPr>
-              <w:t>}{</w:t>
-            </w:r>
-            <w:proofErr w:type="gramEnd"/>
-            <w:r>
-              <w:rPr>
-                <w:sz w:val="2"/>
-                <w:szCs w:val="2"/>
-              </w:rPr>
-              <w:t>/danh_sach_xe}</w:t>
+                <w:rFonts w:ascii="Times New Roman" w:hAnsi="Times New Roman" w:cs="Times New Roman"/>
+                <w:sz w:val="26"/>
+                <w:szCs w:val="26"/>
+              </w:rPr>
+              <w:t>{ly_do}{/danh_sach_xe}</w:t>
             </w:r>
           </w:p>
         </w:tc>
@@ -1492,26 +1440,11 @@
       </w:pPr>
       <w:r>
         <w:rPr>
-          <w:sz w:val="26"/>
-          <w:szCs w:val="26"/>
-        </w:rPr>
-        <w:t xml:space="preserve">      </w:t>
-      </w:r>
-      <w:r>
-        <w:rPr>
-          <w:i/>
-          <w:sz w:val="26"/>
-          <w:szCs w:val="26"/>
-        </w:rPr>
-        <w:t xml:space="preserve">Ngày…… tháng…… năm </w:t>
-      </w:r>
-      <w:r>
-        <w:rPr>
-          <w:i/>
-          <w:sz w:val="26"/>
-          <w:szCs w:val="26"/>
-        </w:rPr>
-        <w:t>………</w:t>
+          <w:rFonts w:ascii="Times New Roman" w:hAnsi="Times New Roman" w:cs="Times New Roman"/>
+          <w:sz w:val="26"/>
+          <w:szCs w:val="26"/>
+        </w:rPr>
+        <w:t xml:space="preserve">      Ngày {ngay_thong_bao_day} tháng {ngay_thong_bao_month} năm {ngay_thong_bao_year}</w:t>
       </w:r>
     </w:p>
     <w:sectPr>
